--- a/Método de ingeniería PacMan.docx
+++ b/Método de ingeniería PacMan.docx
@@ -46,7 +46,17 @@
           <w:sz w:val="32"/>
           <w:szCs w:val="32"/>
         </w:rPr>
-        <w:t xml:space="preserve"> P</w:t>
+        <w:t xml:space="preserve"> </w:t>
+      </w:r>
+      <w:proofErr w:type="spellStart"/>
+      <w:r>
+        <w:rPr>
+          <w:b/>
+          <w:bCs/>
+          <w:sz w:val="32"/>
+          <w:szCs w:val="32"/>
+        </w:rPr>
+        <w:t>P</w:t>
       </w:r>
       <w:r>
         <w:rPr>
@@ -75,6 +85,7 @@
         </w:rPr>
         <w:t>an</w:t>
       </w:r>
+      <w:proofErr w:type="spellEnd"/>
     </w:p>
     <w:p>
       <w:r>
@@ -151,10 +162,7 @@
         </w:numPr>
       </w:pPr>
       <w:r>
-        <w:t xml:space="preserve">Debe tener un mínimo de </w:t>
-      </w:r>
-      <w:r>
-        <w:t>50 vértices y 50 aristas</w:t>
+        <w:t>Debe tener un mínimo de 50 vértices y 50 aristas</w:t>
       </w:r>
     </w:p>
     <w:p>
@@ -169,7 +177,15 @@
         <w:t xml:space="preserve">Tiene que ser desarrollado con mínimo dos de las siguientes estructuras de grafos: </w:t>
       </w:r>
       <w:r>
-        <w:t> Recorridos sobre Grafos (BFS, DFS), Caminos de Peso Mínimo (Dijkstra, Floyd-Warshall), Árbol de Recubrimiento Mínimo -MST- (Prim, Kruskal).</w:t>
+        <w:t> Recorridos sobre Grafos (BFS, DFS), Caminos de Peso Mínimo (Dijkstra, Floyd-</w:t>
+      </w:r>
+      <w:proofErr w:type="spellStart"/>
+      <w:r>
+        <w:t>Warshall</w:t>
+      </w:r>
+      <w:proofErr w:type="spellEnd"/>
+      <w:r>
+        <w:t>), Árbol de Recubrimiento Mínimo -MST- (Prim, Kruskal).</w:t>
       </w:r>
     </w:p>
     <w:p>
@@ -222,7 +238,15 @@
         <w:t xml:space="preserve">Ahora me pongo en la disposición de buscar, encontrar y filtrar cuales son los </w:t>
       </w:r>
       <w:r>
-        <w:t>conceptos básicos necesarios que se deben de tener en cuanta a la hora de desarrollar el video juego PAC_MAN:</w:t>
+        <w:t xml:space="preserve">conceptos básicos necesarios que se deben de tener en </w:t>
+      </w:r>
+      <w:proofErr w:type="spellStart"/>
+      <w:r>
+        <w:t>cuanta</w:t>
+      </w:r>
+      <w:proofErr w:type="spellEnd"/>
+      <w:r>
+        <w:t xml:space="preserve"> a la hora de desarrollar el video juego PAC_MAN:</w:t>
       </w:r>
     </w:p>
     <w:p/>
@@ -260,19 +284,7 @@
           <w:rPr>
             <w:rStyle w:val="Hipervnculo"/>
           </w:rPr>
-          <w:t>Wikipedia (Anexo: Videojuego</w:t>
-        </w:r>
-        <w:r>
-          <w:rPr>
-            <w:rStyle w:val="Hipervnculo"/>
-          </w:rPr>
-          <w:t>s</w:t>
-        </w:r>
-        <w:r>
-          <w:rPr>
-            <w:rStyle w:val="Hipervnculo"/>
-          </w:rPr>
-          <w:t xml:space="preserve"> de laberinto)</w:t>
+          <w:t>Wikipedia (Anexo: Videojuegos de laberinto)</w:t>
         </w:r>
       </w:hyperlink>
     </w:p>
@@ -285,7 +297,21 @@
           <w:rPr>
             <w:rStyle w:val="Hipervnculo"/>
           </w:rPr>
-          <w:t>Wikipedia (Pac-Man)</w:t>
+          <w:t>Wikipedia (</w:t>
+        </w:r>
+        <w:proofErr w:type="spellStart"/>
+        <w:r>
+          <w:rPr>
+            <w:rStyle w:val="Hipervnculo"/>
+          </w:rPr>
+          <w:t>Pac</w:t>
+        </w:r>
+        <w:proofErr w:type="spellEnd"/>
+        <w:r>
+          <w:rPr>
+            <w:rStyle w:val="Hipervnculo"/>
+          </w:rPr>
+          <w:t>-Man)</w:t>
         </w:r>
       </w:hyperlink>
     </w:p>
@@ -298,20 +324,16 @@
           <w:rPr>
             <w:rStyle w:val="Hipervnculo"/>
           </w:rPr>
-          <w:t>Final Pa</w:t>
+          <w:t xml:space="preserve">Final </w:t>
         </w:r>
+        <w:proofErr w:type="spellStart"/>
         <w:r>
           <w:rPr>
             <w:rStyle w:val="Hipervnculo"/>
           </w:rPr>
-          <w:t>c</w:t>
+          <w:t>PacMan</w:t>
         </w:r>
-        <w:r>
-          <w:rPr>
-            <w:rStyle w:val="Hipervnculo"/>
-          </w:rPr>
-          <w:t>Man</w:t>
-        </w:r>
+        <w:proofErr w:type="spellEnd"/>
       </w:hyperlink>
     </w:p>
     <w:p>
@@ -352,7 +374,23 @@
     </w:p>
     <w:p>
       <w:r>
-        <w:t>PAC_MAN es un circulo amarillo que al moverse una parte del circulo se abre y se cierra simulando una boca.</w:t>
+        <w:t xml:space="preserve">PAC_MAN es un </w:t>
+      </w:r>
+      <w:proofErr w:type="spellStart"/>
+      <w:r>
+        <w:t>circulo</w:t>
+      </w:r>
+      <w:proofErr w:type="spellEnd"/>
+      <w:r>
+        <w:t xml:space="preserve"> amarillo que al moverse una parte del </w:t>
+      </w:r>
+      <w:proofErr w:type="spellStart"/>
+      <w:r>
+        <w:t>circulo</w:t>
+      </w:r>
+      <w:proofErr w:type="spellEnd"/>
+      <w:r>
+        <w:t xml:space="preserve"> se abre y se cierra simulando una boca.</w:t>
       </w:r>
     </w:p>
     <w:p>
@@ -377,7 +415,15 @@
         <w:t xml:space="preserve"> </w:t>
       </w:r>
       <w:r>
-        <w:t>son tres: puntos pequeños rosados (los más abundantes), puntos rosados más grandes (son pocos y también le otorga puntos además de bufs) y las frutas (que hay diferentes por niveles).</w:t>
+        <w:t xml:space="preserve">son tres: puntos pequeños rosados (los más abundantes), puntos rosados más grandes (son pocos y también le otorga puntos además de </w:t>
+      </w:r>
+      <w:proofErr w:type="spellStart"/>
+      <w:r>
+        <w:t>bufs</w:t>
+      </w:r>
+      <w:proofErr w:type="spellEnd"/>
+      <w:r>
+        <w:t>) y las frutas (que hay diferentes por niveles).</w:t>
       </w:r>
     </w:p>
     <w:p>
@@ -387,10 +433,26 @@
     </w:p>
     <w:p>
       <w:r>
-        <w:t>Cuando PacMan come frutas estas se ponen en la parte inferior del laberinto (simulando ser premios), además en la misma parte al lado opuesto se muestra las vidas del personaje y en la parte superior el contador de punto con el contador de niveles.</w:t>
-      </w:r>
-      <w:r>
-        <w:t xml:space="preserve"> Otra cosa a tener en cuenta es que cuando PacMan come una super píldora todos los fantasmas en el laberinto cambian de color a azul.</w:t>
+        <w:t xml:space="preserve">Cuando </w:t>
+      </w:r>
+      <w:proofErr w:type="spellStart"/>
+      <w:r>
+        <w:t>PacMan</w:t>
+      </w:r>
+      <w:proofErr w:type="spellEnd"/>
+      <w:r>
+        <w:t xml:space="preserve"> come frutas estas se ponen en la parte inferior del laberinto (simulando ser premios), además en la misma parte al lado opuesto se muestra las vidas del personaje y en la parte superior el contador de punto con el contador de niveles.</w:t>
+      </w:r>
+      <w:r>
+        <w:t xml:space="preserve"> Otra cosa a tener en cuenta es que cuando </w:t>
+      </w:r>
+      <w:proofErr w:type="spellStart"/>
+      <w:r>
+        <w:t>PacMan</w:t>
+      </w:r>
+      <w:proofErr w:type="spellEnd"/>
+      <w:r>
+        <w:t xml:space="preserve"> come una super píldora todos los fantasmas en el laberinto cambian de color a azul.</w:t>
       </w:r>
     </w:p>
     <w:p/>
@@ -436,7 +498,15 @@
       </w:r>
       <w:r>
         <w:lastRenderedPageBreak/>
-        <w:t>tamaño de 256, pero su máximo almacenable es 255, por lo que en el nivel 256 se presentó un glitch con el cual fue imposible seguir jugando.</w:t>
+        <w:t xml:space="preserve">tamaño de 256, pero su máximo almacenable es 255, por lo que en el nivel 256 se presentó un </w:t>
+      </w:r>
+      <w:proofErr w:type="spellStart"/>
+      <w:r>
+        <w:t>glitch</w:t>
+      </w:r>
+      <w:proofErr w:type="spellEnd"/>
+      <w:r>
+        <w:t xml:space="preserve"> con el cual fue imposible seguir jugando.</w:t>
       </w:r>
     </w:p>
     <w:p/>
@@ -465,14 +535,40 @@
       <w:r>
         <w:t>“</w:t>
       </w:r>
-      <w:r>
-        <w:t>Blinky (Rojo). Después de que Pac-Man coma cierta cantidad de puntos, su velocidad incrementa considerablemente (este número disminuye en niveles más altos). Blinky persigue a Pac-man directamente</w:t>
-      </w:r>
-      <w:r>
-        <w:t>.”</w:t>
-      </w:r>
-      <w:r>
-        <w:t xml:space="preserve"> (Wikipedia)</w:t>
+      <w:proofErr w:type="spellStart"/>
+      <w:r>
+        <w:t>Blinky</w:t>
+      </w:r>
+      <w:proofErr w:type="spellEnd"/>
+      <w:r>
+        <w:t xml:space="preserve"> (Rojo). Después de que </w:t>
+      </w:r>
+      <w:proofErr w:type="spellStart"/>
+      <w:r>
+        <w:t>Pac</w:t>
+      </w:r>
+      <w:proofErr w:type="spellEnd"/>
+      <w:r>
+        <w:t xml:space="preserve">-Man coma cierta cantidad de puntos, su velocidad incrementa considerablemente (este número disminuye en niveles más altos). </w:t>
+      </w:r>
+      <w:proofErr w:type="spellStart"/>
+      <w:r>
+        <w:t>Blinky</w:t>
+      </w:r>
+      <w:proofErr w:type="spellEnd"/>
+      <w:r>
+        <w:t xml:space="preserve"> persigue a </w:t>
+      </w:r>
+      <w:proofErr w:type="spellStart"/>
+      <w:r>
+        <w:t>Pac-man</w:t>
+      </w:r>
+      <w:proofErr w:type="spellEnd"/>
+      <w:r>
+        <w:t xml:space="preserve"> directamente</w:t>
+      </w:r>
+      <w:r>
+        <w:t>.” (Wikipedia)</w:t>
       </w:r>
     </w:p>
     <w:p>
@@ -485,14 +581,63 @@
       <w:r>
         <w:t>“</w:t>
       </w:r>
-      <w:r>
-        <w:t>Inky (azul o Cian). No es tan rápido como Blinky pero su comportamiento se debe que el juego calcula la distancia en línea recta entre Blinky y Pac-man y lo gira 180 grados, así que Inky siempre colabora con Blinky para acorralar a Pac-man</w:t>
-      </w:r>
-      <w:r>
-        <w:t>.”</w:t>
-      </w:r>
-      <w:r>
-        <w:t xml:space="preserve"> (Wikipedia)</w:t>
+      <w:proofErr w:type="spellStart"/>
+      <w:r>
+        <w:t>Inky</w:t>
+      </w:r>
+      <w:proofErr w:type="spellEnd"/>
+      <w:r>
+        <w:t xml:space="preserve"> (azul o Cian). No es tan rápido como </w:t>
+      </w:r>
+      <w:proofErr w:type="spellStart"/>
+      <w:proofErr w:type="gramStart"/>
+      <w:r>
+        <w:t>Blinky</w:t>
+      </w:r>
+      <w:proofErr w:type="spellEnd"/>
+      <w:proofErr w:type="gramEnd"/>
+      <w:r>
+        <w:t xml:space="preserve"> pero su comportamiento se debe que el juego calcula la distancia en línea recta entre </w:t>
+      </w:r>
+      <w:proofErr w:type="spellStart"/>
+      <w:r>
+        <w:t>Blinky</w:t>
+      </w:r>
+      <w:proofErr w:type="spellEnd"/>
+      <w:r>
+        <w:t xml:space="preserve"> y </w:t>
+      </w:r>
+      <w:proofErr w:type="spellStart"/>
+      <w:r>
+        <w:t>Pac-man</w:t>
+      </w:r>
+      <w:proofErr w:type="spellEnd"/>
+      <w:r>
+        <w:t xml:space="preserve"> y lo gira 180 grados, así que </w:t>
+      </w:r>
+      <w:proofErr w:type="spellStart"/>
+      <w:r>
+        <w:t>Inky</w:t>
+      </w:r>
+      <w:proofErr w:type="spellEnd"/>
+      <w:r>
+        <w:t xml:space="preserve"> siempre colabora con </w:t>
+      </w:r>
+      <w:proofErr w:type="spellStart"/>
+      <w:r>
+        <w:t>Blinky</w:t>
+      </w:r>
+      <w:proofErr w:type="spellEnd"/>
+      <w:r>
+        <w:t xml:space="preserve"> para acorralar a </w:t>
+      </w:r>
+      <w:proofErr w:type="spellStart"/>
+      <w:r>
+        <w:t>Pac-man</w:t>
+      </w:r>
+      <w:proofErr w:type="spellEnd"/>
+      <w:r>
+        <w:t>.” (Wikipedia)</w:t>
       </w:r>
     </w:p>
     <w:p>
@@ -505,14 +650,56 @@
       <w:r>
         <w:t>“</w:t>
       </w:r>
-      <w:r>
-        <w:t>Pinky (rosa). Este en realidad su blanco son cuatro espacios ubicados a la derecha, izquierda y abajo de pacman cuando este mira en tales direcciones, cuando Pac-man mira hacia arriba, el blanco es cuatro espacios arriba y dos a la izquierda. Esto hace que Pinky trate de atrapar a Pac-man por enfrente mientras Blinky lo persigue por detrás</w:t>
-      </w:r>
-      <w:r>
-        <w:t>.”</w:t>
-      </w:r>
-      <w:r>
-        <w:t xml:space="preserve"> (Wikipedia)</w:t>
+      <w:proofErr w:type="spellStart"/>
+      <w:r>
+        <w:t>Pinky</w:t>
+      </w:r>
+      <w:proofErr w:type="spellEnd"/>
+      <w:r>
+        <w:t xml:space="preserve"> (rosa). Este en realidad su blanco son cuatro espacios ubicados a la derecha, izquierda y abajo de </w:t>
+      </w:r>
+      <w:proofErr w:type="spellStart"/>
+      <w:r>
+        <w:t>pacman</w:t>
+      </w:r>
+      <w:proofErr w:type="spellEnd"/>
+      <w:r>
+        <w:t xml:space="preserve"> cuando este mira en tales direcciones, cuando </w:t>
+      </w:r>
+      <w:proofErr w:type="spellStart"/>
+      <w:r>
+        <w:t>Pac-man</w:t>
+      </w:r>
+      <w:proofErr w:type="spellEnd"/>
+      <w:r>
+        <w:t xml:space="preserve"> mira hacia arriba, el blanco es cuatro espacios arriba y dos a la izquierda. Esto hace que </w:t>
+      </w:r>
+      <w:proofErr w:type="spellStart"/>
+      <w:r>
+        <w:t>Pinky</w:t>
+      </w:r>
+      <w:proofErr w:type="spellEnd"/>
+      <w:r>
+        <w:t xml:space="preserve"> trate de atrapar a </w:t>
+      </w:r>
+      <w:proofErr w:type="spellStart"/>
+      <w:r>
+        <w:t>Pac-man</w:t>
+      </w:r>
+      <w:proofErr w:type="spellEnd"/>
+      <w:r>
+        <w:t xml:space="preserve"> por enfrente mientras </w:t>
+      </w:r>
+      <w:proofErr w:type="spellStart"/>
+      <w:r>
+        <w:t>Blinky</w:t>
+      </w:r>
+      <w:proofErr w:type="spellEnd"/>
+      <w:r>
+        <w:t xml:space="preserve"> lo persigue por detrás</w:t>
+      </w:r>
+      <w:r>
+        <w:t>.” (Wikipedia)</w:t>
       </w:r>
     </w:p>
     <w:p>
@@ -526,13 +713,37 @@
         <w:t>“</w:t>
       </w:r>
       <w:r>
-        <w:t xml:space="preserve">Clyde (naranja). Este se mueve aleatoriamente a Pac-man, sin </w:t>
+        <w:t xml:space="preserve">Clyde (naranja). Este se mueve aleatoriamente a </w:t>
+      </w:r>
+      <w:proofErr w:type="spellStart"/>
+      <w:r>
+        <w:t>Pac-man</w:t>
+      </w:r>
+      <w:proofErr w:type="spellEnd"/>
+      <w:r>
+        <w:t xml:space="preserve">, sin </w:t>
       </w:r>
       <w:r>
         <w:t>embargo,</w:t>
       </w:r>
       <w:r>
-        <w:t xml:space="preserve"> considerando al propio Pac-man en un círculo de ocho espacios en cualquier dirección, Clyde huye cuando se acerca demasiado a él moviéndose a la esquina inferior izquierda del laberinto. Dado que los fantasmas no pueden girar a la dirección opuesta de su movimiento actual Clyde se verá forzado a chocar con Pac-man en caso de encontrarse en frente de él.</w:t>
+        <w:t xml:space="preserve"> considerando al propio </w:t>
+      </w:r>
+      <w:proofErr w:type="spellStart"/>
+      <w:r>
+        <w:t>Pac-man</w:t>
+      </w:r>
+      <w:proofErr w:type="spellEnd"/>
+      <w:r>
+        <w:t xml:space="preserve"> en un círculo de ocho espacios en cualquier dirección, Clyde huye cuando se acerca demasiado a él moviéndose a la esquina inferior izquierda del laberinto. Dado que los fantasmas no pueden girar a la dirección opuesta de su movimiento actual Clyde se verá forzado a chocar con </w:t>
+      </w:r>
+      <w:proofErr w:type="spellStart"/>
+      <w:r>
+        <w:t>Pac-man</w:t>
+      </w:r>
+      <w:proofErr w:type="spellEnd"/>
+      <w:r>
+        <w:t xml:space="preserve"> en caso de encontrarse en frente de él.</w:t>
       </w:r>
       <w:r>
         <w:t>” (Wikipedia)</w:t>
@@ -545,26 +756,78 @@
           <w:numId w:val="2"/>
         </w:numPr>
       </w:pPr>
-      <w:r>
-        <w:t xml:space="preserve">PacMan. El solo se puede mover en cuatro direcciones (arriba, izquierda, derecha y abajo) y es endeble al ataque de los fantasmas, pero cuando se come una </w:t>
-      </w:r>
-      <w:r>
-        <w:t>Power Pellets</w:t>
-      </w:r>
-      <w:r>
-        <w:t xml:space="preserve"> (super-pildora) </w:t>
-      </w:r>
-      <w:r>
-        <w:t xml:space="preserve">obtiene un buff que le da más velocidad, los fantasmas se vuelven más lentos y además pacman podrá </w:t>
-      </w:r>
-      <w:r>
-        <w:t>comerse a los fantasmas otorgándole puntos por cada uno que coma, este buff solo dura unos segundos (en adaptaciones para móviles y PCs la duración es de 3 a 5 segundos, pero en el juego original duraba de 6 a 7 segundos e iba bajando hasta 0 según se aumentara el nivel).</w:t>
+      <w:proofErr w:type="spellStart"/>
+      <w:r>
+        <w:t>PacMan</w:t>
+      </w:r>
+      <w:proofErr w:type="spellEnd"/>
+      <w:r>
+        <w:t xml:space="preserve">. El solo se puede mover en cuatro direcciones (arriba, izquierda, derecha y abajo) y es endeble al ataque de los fantasmas, pero cuando se come una </w:t>
+      </w:r>
+      <w:proofErr w:type="spellStart"/>
+      <w:r>
+        <w:t>Power</w:t>
+      </w:r>
+      <w:proofErr w:type="spellEnd"/>
+      <w:r>
+        <w:t xml:space="preserve"> Pellets (</w:t>
+      </w:r>
+      <w:proofErr w:type="spellStart"/>
+      <w:r>
+        <w:t>super-pildora</w:t>
+      </w:r>
+      <w:proofErr w:type="spellEnd"/>
+      <w:r>
+        <w:t xml:space="preserve">) </w:t>
+      </w:r>
+      <w:r>
+        <w:t xml:space="preserve">obtiene un </w:t>
+      </w:r>
+      <w:proofErr w:type="spellStart"/>
+      <w:r>
+        <w:t>buff</w:t>
+      </w:r>
+      <w:proofErr w:type="spellEnd"/>
+      <w:r>
+        <w:t xml:space="preserve"> que le da más velocidad, los fantasmas se vuelven más lentos y además </w:t>
+      </w:r>
+      <w:proofErr w:type="spellStart"/>
+      <w:r>
+        <w:t>pacman</w:t>
+      </w:r>
+      <w:proofErr w:type="spellEnd"/>
+      <w:r>
+        <w:t xml:space="preserve"> podrá </w:t>
+      </w:r>
+      <w:r>
+        <w:t xml:space="preserve">comerse a los fantasmas otorgándole puntos por cada uno que coma, este </w:t>
+      </w:r>
+      <w:proofErr w:type="spellStart"/>
+      <w:r>
+        <w:t>buff</w:t>
+      </w:r>
+      <w:proofErr w:type="spellEnd"/>
+      <w:r>
+        <w:t xml:space="preserve"> solo dura unos segundos (en adaptaciones para móviles y </w:t>
+      </w:r>
+      <w:proofErr w:type="spellStart"/>
+      <w:r>
+        <w:t>PCs</w:t>
+      </w:r>
+      <w:proofErr w:type="spellEnd"/>
+      <w:r>
+        <w:t xml:space="preserve"> la duración es de 3 a 5 segundos, pero en el juego original duraba de 6 a 7 segundos e iba bajando hasta 0 según se aumentara el nivel).</w:t>
       </w:r>
       <w:r>
         <w:t xml:space="preserve"> </w:t>
       </w:r>
-      <w:r>
-        <w:t>Pacman también puede comer todos los consumibles que hay en el mapa.</w:t>
+      <w:proofErr w:type="spellStart"/>
+      <w:r>
+        <w:t>Pacman</w:t>
+      </w:r>
+      <w:proofErr w:type="spellEnd"/>
+      <w:r>
+        <w:t xml:space="preserve"> también puede comer todos los consumibles que hay en el mapa.</w:t>
       </w:r>
     </w:p>
     <w:p>
@@ -572,7 +835,23 @@
         <w:ind w:left="720"/>
       </w:pPr>
       <w:r>
-        <w:t>NOTA: Según los fantasmas no pueden cambiar de dirección una vez estén en un pasillo, pero cuando pacman se come una super-pildora ellos pueden cambiar de dirección huyendo de él.</w:t>
+        <w:t xml:space="preserve">NOTA: Según los fantasmas no pueden cambiar de dirección una vez estén en un pasillo, pero cuando </w:t>
+      </w:r>
+      <w:proofErr w:type="spellStart"/>
+      <w:r>
+        <w:t>pacman</w:t>
+      </w:r>
+      <w:proofErr w:type="spellEnd"/>
+      <w:r>
+        <w:t xml:space="preserve"> se come una </w:t>
+      </w:r>
+      <w:proofErr w:type="spellStart"/>
+      <w:r>
+        <w:t>super-pildora</w:t>
+      </w:r>
+      <w:proofErr w:type="spellEnd"/>
+      <w:r>
+        <w:t xml:space="preserve"> ellos pueden cambiar de dirección huyendo de él.</w:t>
       </w:r>
     </w:p>
     <w:p>
@@ -603,7 +882,15 @@
         <w:t>“</w:t>
       </w:r>
       <w:r>
-        <w:t>A lo largo del juego, Pac-Man puede encontrar diversos premios:</w:t>
+        <w:t xml:space="preserve">A lo largo del juego, </w:t>
+      </w:r>
+      <w:proofErr w:type="spellStart"/>
+      <w:r>
+        <w:t>Pac</w:t>
+      </w:r>
+      <w:proofErr w:type="spellEnd"/>
+      <w:r>
+        <w:t>-Man puede encontrar diversos premios:</w:t>
       </w:r>
     </w:p>
     <w:p>
@@ -702,7 +989,15 @@
         <w:t>Niveles 9 y 10:</w:t>
       </w:r>
       <w:r>
-        <w:t xml:space="preserve"> Galaxian </w:t>
+        <w:t xml:space="preserve"> </w:t>
+      </w:r>
+      <w:proofErr w:type="spellStart"/>
+      <w:r>
+        <w:t>Galaxian</w:t>
+      </w:r>
+      <w:proofErr w:type="spellEnd"/>
+      <w:r>
+        <w:t xml:space="preserve"> </w:t>
       </w:r>
       <w:r>
         <w:t>2000 puntos.</w:t>
@@ -749,7 +1044,15 @@
     </w:p>
     <w:p>
       <w:r>
-        <w:t>Si Pac-Man pierde una vida cuando aparece un premio, este desaparece a la vida siguiente.</w:t>
+        <w:t xml:space="preserve">Si </w:t>
+      </w:r>
+      <w:proofErr w:type="spellStart"/>
+      <w:r>
+        <w:t>Pac</w:t>
+      </w:r>
+      <w:proofErr w:type="spellEnd"/>
+      <w:r>
+        <w:t>-Man pierde una vida cuando aparece un premio, este desaparece a la vida siguiente.</w:t>
       </w:r>
       <w:r>
         <w:t>” (Wikipedia)</w:t>
@@ -780,7 +1083,15 @@
     </w:p>
     <w:p>
       <w:r>
-        <w:t>El laberinto tiene que contar con una sala de la que van a salir los fantasmas, pero nadie después puede volver a entrar. El laberinto no cuenta con espacios cerrados de un solo acceso, pero en el caso de que ocurra al final debe de haber una super-pildora para ayudar al jugador a salir.</w:t>
+        <w:t xml:space="preserve">El laberinto tiene que contar con una sala de la que van a salir los fantasmas, pero nadie después puede volver a entrar. El laberinto no cuenta con espacios cerrados de un solo acceso, pero en el caso de que ocurra al final debe de haber una </w:t>
+      </w:r>
+      <w:proofErr w:type="spellStart"/>
+      <w:r>
+        <w:t>super-pildora</w:t>
+      </w:r>
+      <w:proofErr w:type="spellEnd"/>
+      <w:r>
+        <w:t xml:space="preserve"> para ayudar al jugador a salir.</w:t>
       </w:r>
     </w:p>
     <w:p>
@@ -790,7 +1101,23 @@
     </w:p>
     <w:p>
       <w:r>
-        <w:t>Por cada posición (celda del laberinto), debe de haber un punto amarillo, las super-pildoras deben de estar distribuidas equitativamente en el mapa (usualmente están en las esquinas del mapa siendo 4 en total, pero hay diferentes versiones del juego que han modificado esto, sea que se pueden poner a eleccion) y los premios siempre aparecerán como en la zona central del laberinto temporalmente.</w:t>
+        <w:t xml:space="preserve">Por cada posición (celda del laberinto), debe de haber un punto amarillo, las </w:t>
+      </w:r>
+      <w:proofErr w:type="spellStart"/>
+      <w:r>
+        <w:t>super-pildoras</w:t>
+      </w:r>
+      <w:proofErr w:type="spellEnd"/>
+      <w:r>
+        <w:t xml:space="preserve"> deben de estar distribuidas equitativamente en el mapa (usualmente están en las esquinas del mapa siendo 4 en total, pero hay diferentes versiones del juego que han modificado esto, sea que se pueden poner a </w:t>
+      </w:r>
+      <w:proofErr w:type="spellStart"/>
+      <w:r>
+        <w:t>eleccion</w:t>
+      </w:r>
+      <w:proofErr w:type="spellEnd"/>
+      <w:r>
+        <w:t>) y los premios siempre aparecerán como en la zona central del laberinto temporalmente.</w:t>
       </w:r>
     </w:p>
     <w:p/>
@@ -836,13 +1163,29 @@
     <w:p>
       <w:r>
         <w:lastRenderedPageBreak/>
-        <w:t xml:space="preserve">Para desarrollar la IA de los fantasmas en el videojuego Pac-Man, el laberinto se modela como un grafo donde cada nodo representa una </w:t>
+        <w:t xml:space="preserve">Para desarrollar la IA de los fantasmas en el videojuego </w:t>
+      </w:r>
+      <w:proofErr w:type="spellStart"/>
+      <w:r>
+        <w:t>Pac</w:t>
+      </w:r>
+      <w:proofErr w:type="spellEnd"/>
+      <w:r>
+        <w:t xml:space="preserve">-Man, el laberinto se modela como un grafo donde cada nodo representa una </w:t>
       </w:r>
       <w:r>
         <w:t>casilla transitable</w:t>
       </w:r>
       <w:r>
-        <w:t xml:space="preserve"> y las aristas representan conexiones entre casillas adyacentes. Pac-Man se mueve de nodo en nodo, y su posición oficial para que los fantasmas calculen rutas</w:t>
+        <w:t xml:space="preserve"> y las aristas representan conexiones entre casillas adyacentes. </w:t>
+      </w:r>
+      <w:proofErr w:type="spellStart"/>
+      <w:r>
+        <w:t>Pac</w:t>
+      </w:r>
+      <w:proofErr w:type="spellEnd"/>
+      <w:r>
+        <w:t>-Man se mueve de nodo en nodo, y su posición oficial para que los fantasmas calculen rutas</w:t>
       </w:r>
       <w:r>
         <w:t xml:space="preserve"> seguirá los siguientes criterios:</w:t>
@@ -857,10 +1200,15 @@
         </w:numPr>
       </w:pPr>
       <w:r>
-        <w:t>Si</w:t>
-      </w:r>
-      <w:r>
-        <w:t xml:space="preserve"> Pac-Man está moviéndose entre nodo A y nodo B, pero aún no llegó a B, la posición "oficial" para la IA es el nodo B, al que se dirige.</w:t>
+        <w:t xml:space="preserve">Si </w:t>
+      </w:r>
+      <w:proofErr w:type="spellStart"/>
+      <w:r>
+        <w:t>Pac</w:t>
+      </w:r>
+      <w:proofErr w:type="spellEnd"/>
+      <w:r>
+        <w:t>-Man está moviéndose entre nodo A y nodo B, pero aún no llegó a B, la posición "oficial" para la IA es el nodo B, al que se dirige.</w:t>
       </w:r>
     </w:p>
     <w:p>
@@ -872,10 +1220,15 @@
         </w:numPr>
       </w:pPr>
       <w:r>
-        <w:t>Cuando</w:t>
-      </w:r>
-      <w:r>
-        <w:t xml:space="preserve"> Pac-Man llega a nodo B y empieza a moverse hacia nodo C, la posición oficial pasa a ser el nodo C, al que se está dirigiendo.</w:t>
+        <w:t xml:space="preserve">Cuando </w:t>
+      </w:r>
+      <w:proofErr w:type="spellStart"/>
+      <w:r>
+        <w:t>Pac</w:t>
+      </w:r>
+      <w:proofErr w:type="spellEnd"/>
+      <w:r>
+        <w:t>-Man llega a nodo B y empieza a moverse hacia nodo C, la posición oficial pasa a ser el nodo C, al que se está dirigiendo.</w:t>
       </w:r>
     </w:p>
     <w:p>
@@ -887,7 +1240,15 @@
         </w:numPr>
       </w:pPr>
       <w:r>
-        <w:t>Si Pac-Man cambia dirección a medio camino (por ejemplo, antes de llegar a B vuelve hacia A), entonces la posición oficial para la IA vuelve a ser el nodo A, al que ahora se dirige.</w:t>
+        <w:t xml:space="preserve">Si </w:t>
+      </w:r>
+      <w:proofErr w:type="spellStart"/>
+      <w:r>
+        <w:t>Pac</w:t>
+      </w:r>
+      <w:proofErr w:type="spellEnd"/>
+      <w:r>
+        <w:t>-Man cambia dirección a medio camino (por ejemplo, antes de llegar a B vuelve hacia A), entonces la posición oficial para la IA vuelve a ser el nodo A, al que ahora se dirige.</w:t>
       </w:r>
     </w:p>
     <w:p>
@@ -899,22 +1260,54 @@
         </w:numPr>
       </w:pPr>
       <w:r>
-        <w:t>Si Pac-Man está detenido en un nodo sin iniciar movimiento, la posición oficial es ese nodo.</w:t>
-      </w:r>
-    </w:p>
-    <w:p>
-      <w:r>
-        <w:t>Esto permite que los fantasmas anticipen el movimiento de Pac-Man y hagan persecuciones más realistas.</w:t>
-      </w:r>
-    </w:p>
-    <w:p>
-      <w:r>
-        <w:t>Los fantasmas solo pueden moverse de nodo en nodo y solo pueden tomar decisiones sobre su próximo movimiento al llegar a un nodo, evitando calcular rutas o cambiar dirección en medio del trayecto. Cuando un fantasma llega a su nodo actual, ejecuta su algoritmo de búsqueda para decidir hacia qué nodo moverse a continuación, basado en la posición oficial de Pac-Man.</w:t>
-      </w:r>
-    </w:p>
-    <w:p>
-      <w:r>
-        <w:t xml:space="preserve">Para implementar la IA, se propone usar dos tipos de grafos para distintos fantasmas. Un fantasma utilizará un grafo BFS para encontrar el camino más corto en número de pasos hasta la posición oficial de Pac-Man. </w:t>
+        <w:t xml:space="preserve">Si </w:t>
+      </w:r>
+      <w:proofErr w:type="spellStart"/>
+      <w:r>
+        <w:t>Pac</w:t>
+      </w:r>
+      <w:proofErr w:type="spellEnd"/>
+      <w:r>
+        <w:t>-Man está detenido en un nodo sin iniciar movimiento, la posición oficial es ese nodo.</w:t>
+      </w:r>
+    </w:p>
+    <w:p>
+      <w:r>
+        <w:t xml:space="preserve">Esto permite que los fantasmas anticipen el movimiento de </w:t>
+      </w:r>
+      <w:proofErr w:type="spellStart"/>
+      <w:r>
+        <w:t>Pac</w:t>
+      </w:r>
+      <w:proofErr w:type="spellEnd"/>
+      <w:r>
+        <w:t>-Man y hagan persecuciones más realistas.</w:t>
+      </w:r>
+    </w:p>
+    <w:p>
+      <w:r>
+        <w:t xml:space="preserve">Los fantasmas solo pueden moverse de nodo en nodo y solo pueden tomar decisiones sobre su próximo movimiento al llegar a un nodo, evitando calcular rutas o cambiar dirección en medio del trayecto. Cuando un fantasma llega a su nodo actual, ejecuta su algoritmo de búsqueda para decidir hacia qué nodo moverse a continuación, basado en la posición oficial de </w:t>
+      </w:r>
+      <w:proofErr w:type="spellStart"/>
+      <w:r>
+        <w:t>Pac</w:t>
+      </w:r>
+      <w:proofErr w:type="spellEnd"/>
+      <w:r>
+        <w:t>-Man.</w:t>
+      </w:r>
+    </w:p>
+    <w:p>
+      <w:r>
+        <w:t xml:space="preserve">Para implementar la IA, se propone usar dos tipos de grafos para distintos fantasmas. Un fantasma utilizará un grafo BFS para encontrar el camino más corto en número de pasos hasta la posición oficial de </w:t>
+      </w:r>
+      <w:proofErr w:type="spellStart"/>
+      <w:r>
+        <w:t>Pac</w:t>
+      </w:r>
+      <w:proofErr w:type="spellEnd"/>
+      <w:r>
+        <w:t xml:space="preserve">-Man. </w:t>
       </w:r>
     </w:p>
     <w:p>
@@ -929,16 +1322,45 @@
     </w:p>
     <w:p>
       <w:r>
-        <w:t>Si pacman coge una super-pildora los fantasmas cambia</w:t>
-      </w:r>
-      <w:r>
-        <w:t>ran a moverse a una posición opuesta a pacman</w:t>
-      </w:r>
+        <w:t xml:space="preserve">Si </w:t>
+      </w:r>
+      <w:proofErr w:type="spellStart"/>
+      <w:r>
+        <w:t>pacman</w:t>
+      </w:r>
+      <w:proofErr w:type="spellEnd"/>
+      <w:r>
+        <w:t xml:space="preserve"> coge una </w:t>
+      </w:r>
+      <w:proofErr w:type="spellStart"/>
+      <w:r>
+        <w:t>super-pildora</w:t>
+      </w:r>
+      <w:proofErr w:type="spellEnd"/>
+      <w:r>
+        <w:t xml:space="preserve"> los fantasmas cambia</w:t>
+      </w:r>
+      <w:r>
+        <w:t xml:space="preserve">ran a moverse a una posición opuesta a </w:t>
+      </w:r>
+      <w:proofErr w:type="spellStart"/>
+      <w:r>
+        <w:t>pacman</w:t>
+      </w:r>
+      <w:proofErr w:type="spellEnd"/>
       <w:r>
         <w:t xml:space="preserve">, para esto todos van a usar un grafo </w:t>
       </w:r>
       <w:r>
-        <w:t xml:space="preserve">BFS y en vez de escoger el camino mas corto van a escoger el camino </w:t>
+        <w:t xml:space="preserve">BFS y en vez de escoger el camino </w:t>
+      </w:r>
+      <w:proofErr w:type="spellStart"/>
+      <w:r>
+        <w:t>mas</w:t>
+      </w:r>
+      <w:proofErr w:type="spellEnd"/>
+      <w:r>
+        <w:t xml:space="preserve"> corto van a escoger el camino </w:t>
       </w:r>
       <w:r>
         <w:t>más</w:t>
@@ -959,11 +1381,27 @@
       </w:r>
       <w:r>
         <w:br/>
-        <w:t xml:space="preserve">Para la IA de los fantasmas en Pac-Man, el laberinto se representa como un grafo de </w:t>
+        <w:t xml:space="preserve">Para la IA de los fantasmas en </w:t>
+      </w:r>
+      <w:proofErr w:type="spellStart"/>
+      <w:r>
+        <w:t>Pac</w:t>
+      </w:r>
+      <w:proofErr w:type="spellEnd"/>
+      <w:r>
+        <w:t xml:space="preserve">-Man, el laberinto se representa como un grafo de </w:t>
       </w:r>
       <w:r>
         <w:lastRenderedPageBreak/>
-        <w:t>nodos (casillas transitables) y aristas (conexiones). La posición oficial de Pac-Man se calcula siempre como el siguiente nodo al que se dirige o, si está detenido, el nodo actual. Los fantasmas solo deciden su próximo movimiento al llegar a un nodo, evitando recalcular en medio de un pasillo.</w:t>
+        <w:t xml:space="preserve">nodos (casillas transitables) y aristas (conexiones). La posición oficial de </w:t>
+      </w:r>
+      <w:proofErr w:type="spellStart"/>
+      <w:r>
+        <w:t>Pac</w:t>
+      </w:r>
+      <w:proofErr w:type="spellEnd"/>
+      <w:r>
+        <w:t>-Man se calcula siempre como el siguiente nodo al que se dirige o, si está detenido, el nodo actual. Los fantasmas solo deciden su próximo movimiento al llegar a un nodo, evitando recalcular en medio de un pasillo.</w:t>
       </w:r>
     </w:p>
     <w:p>
@@ -974,7 +1412,15 @@
         </w:numPr>
       </w:pPr>
       <w:r>
-        <w:t>El fantasma “directo” usará un grafo BFS para perseguir a Pac-Man por el camino de menor número de pasos.</w:t>
+        <w:t xml:space="preserve">El fantasma “directo” usará un grafo BFS para perseguir a </w:t>
+      </w:r>
+      <w:proofErr w:type="spellStart"/>
+      <w:r>
+        <w:t>Pac</w:t>
+      </w:r>
+      <w:proofErr w:type="spellEnd"/>
+      <w:r>
+        <w:t>-Man por el camino de menor número de pasos.</w:t>
       </w:r>
     </w:p>
     <w:p>
@@ -985,7 +1431,31 @@
         </w:numPr>
       </w:pPr>
       <w:r>
-        <w:t>El fantasma “anticipador” utilizará un grafo Floyd–Warshall precomputado para tener acceso instantáneo a la distancia mínima entre cualquier par de nodos y decidir rutas con un solo lookup.</w:t>
+        <w:t>El fantasma “anticipador” utilizará un grafo Floyd–</w:t>
+      </w:r>
+      <w:proofErr w:type="spellStart"/>
+      <w:r>
+        <w:t>Warshall</w:t>
+      </w:r>
+      <w:proofErr w:type="spellEnd"/>
+      <w:r>
+        <w:t xml:space="preserve"> </w:t>
+      </w:r>
+      <w:proofErr w:type="spellStart"/>
+      <w:r>
+        <w:t>precomputado</w:t>
+      </w:r>
+      <w:proofErr w:type="spellEnd"/>
+      <w:r>
+        <w:t xml:space="preserve"> para tener acceso instantáneo a la distancia mínima entre cualquier par de nodos y decidir rutas con un solo </w:t>
+      </w:r>
+      <w:proofErr w:type="spellStart"/>
+      <w:r>
+        <w:t>lookup</w:t>
+      </w:r>
+      <w:proofErr w:type="spellEnd"/>
+      <w:r>
+        <w:t>.</w:t>
       </w:r>
     </w:p>
     <w:p>
@@ -1018,7 +1488,33 @@
         </w:numPr>
       </w:pPr>
       <w:r>
-        <w:t>Bajo el efecto de una super-píldora, todos los fantasmas recalculan rutas con Floyd–Warshall pero invierten el objetivo: escogen el nodo más alejado de Pac-Man.</w:t>
+        <w:t xml:space="preserve">Bajo el efecto de una </w:t>
+      </w:r>
+      <w:proofErr w:type="spellStart"/>
+      <w:r>
+        <w:t>super-píldora</w:t>
+      </w:r>
+      <w:proofErr w:type="spellEnd"/>
+      <w:r>
+        <w:t>, todos los fantasmas recalculan rutas con Floyd–</w:t>
+      </w:r>
+      <w:proofErr w:type="spellStart"/>
+      <w:proofErr w:type="gramStart"/>
+      <w:r>
+        <w:t>Warshall</w:t>
+      </w:r>
+      <w:proofErr w:type="spellEnd"/>
+      <w:proofErr w:type="gramEnd"/>
+      <w:r>
+        <w:t xml:space="preserve"> pero invierten el objetivo: escogen el nodo más alejado de </w:t>
+      </w:r>
+      <w:proofErr w:type="spellStart"/>
+      <w:r>
+        <w:t>Pac</w:t>
+      </w:r>
+      <w:proofErr w:type="spellEnd"/>
+      <w:r>
+        <w:t>-Man.</w:t>
       </w:r>
     </w:p>
     <w:p>
@@ -1037,7 +1533,15 @@
       </w:r>
       <w:r>
         <w:br/>
-        <w:t>Modelamos el laberinto como un grafo de casillas y conexiones, y definimos la posición oficial de Pac-Man siempre como el próximo nodo de llegada o, si está parado, el nodo presente. Las decisiones de los fantasmas se toman solo en nodos discretos.</w:t>
+        <w:t xml:space="preserve">Modelamos el laberinto como un grafo de casillas y conexiones, y definimos la posición oficial de </w:t>
+      </w:r>
+      <w:proofErr w:type="spellStart"/>
+      <w:r>
+        <w:t>Pac</w:t>
+      </w:r>
+      <w:proofErr w:type="spellEnd"/>
+      <w:r>
+        <w:t>-Man siempre como el próximo nodo de llegada o, si está parado, el nodo presente. Las decisiones de los fantasmas se toman solo en nodos discretos.</w:t>
       </w:r>
     </w:p>
     <w:p>
@@ -1048,7 +1552,15 @@
         </w:numPr>
       </w:pPr>
       <w:r>
-        <w:t>El fantasma agresivo usa un grafo ponderado con Dijkstra, asignando peso 1 a caminos abiertos y peso alto a zonas con power-ups para evitarlas salvo estrategia.</w:t>
+        <w:t xml:space="preserve">El fantasma agresivo usa un grafo ponderado con Dijkstra, asignando peso 1 a caminos abiertos y peso alto a zonas con </w:t>
+      </w:r>
+      <w:proofErr w:type="spellStart"/>
+      <w:r>
+        <w:t>power</w:t>
+      </w:r>
+      <w:proofErr w:type="spellEnd"/>
+      <w:r>
+        <w:t>-ups para evitarlas salvo estrategia.</w:t>
       </w:r>
     </w:p>
     <w:p>
@@ -1081,7 +1593,31 @@
         </w:numPr>
       </w:pPr>
       <w:r>
-        <w:t>Cuando Pac-Man come una super-píldora, todos los fantasmas cambian a un BFS invertido: usan el grafo no ponderado para huir hacia el nodo más alejado de la posición oficial de Pac-Man.</w:t>
+        <w:t xml:space="preserve">Cuando </w:t>
+      </w:r>
+      <w:proofErr w:type="spellStart"/>
+      <w:r>
+        <w:t>Pac</w:t>
+      </w:r>
+      <w:proofErr w:type="spellEnd"/>
+      <w:r>
+        <w:t xml:space="preserve">-Man come una </w:t>
+      </w:r>
+      <w:proofErr w:type="spellStart"/>
+      <w:r>
+        <w:t>super-píldora</w:t>
+      </w:r>
+      <w:proofErr w:type="spellEnd"/>
+      <w:r>
+        <w:t xml:space="preserve">, todos los fantasmas cambian a un BFS invertido: usan el grafo no ponderado para huir hacia el nodo más alejado de la posición oficial de </w:t>
+      </w:r>
+      <w:proofErr w:type="spellStart"/>
+      <w:r>
+        <w:t>Pac</w:t>
+      </w:r>
+      <w:proofErr w:type="spellEnd"/>
+      <w:r>
+        <w:t>-Man.</w:t>
       </w:r>
     </w:p>
     <w:p/>
@@ -1098,14 +1634,7 @@
           <w:bCs/>
         </w:rPr>
         <w:lastRenderedPageBreak/>
-        <w:t>Paso 4.  Transición de las Ideas a los Diseños Preliminares</w:t>
-      </w:r>
-      <w:r>
-        <w:rPr>
-          <w:b/>
-          <w:bCs/>
-        </w:rPr>
-        <w:t>.</w:t>
+        <w:t>Paso 4.  Transición de las Ideas a los Diseños Preliminares.</w:t>
       </w:r>
     </w:p>
     <w:p>
@@ -1149,7 +1678,7 @@
     <w:p>
       <w:r>
         <w:pict w14:anchorId="669B9FE3">
-          <v:rect id="_x0000_i1043" style="width:0;height:1.5pt" o:hralign="center" o:hrstd="t" o:hr="t" fillcolor="#a0a0a0" stroked="f"/>
+          <v:rect id="_x0000_i1025" style="width:0;height:1.5pt" o:hralign="center" o:hrstd="t" o:hr="t" fillcolor="#a0a0a0" stroked="f"/>
         </w:pict>
       </w:r>
     </w:p>
@@ -1212,7 +1741,15 @@
         </w:numPr>
       </w:pPr>
       <w:r>
-        <w:t xml:space="preserve">En modo vulnerabilidad (super-píldora), </w:t>
+        <w:t>En modo vulnerabilidad (</w:t>
+      </w:r>
+      <w:proofErr w:type="spellStart"/>
+      <w:r>
+        <w:t>super-píldora</w:t>
+      </w:r>
+      <w:proofErr w:type="spellEnd"/>
+      <w:r>
+        <w:t xml:space="preserve">), </w:t>
       </w:r>
       <w:r>
         <w:t>todos</w:t>
@@ -1249,7 +1786,15 @@
         </w:numPr>
       </w:pPr>
       <w:r>
-        <w:t>Coste por decisión en cada nodo: BFS es O(N+E), Dijkstra O(E log N).</w:t>
+        <w:t xml:space="preserve">Coste por decisión en cada nodo: BFS es O(N+E), Dijkstra </w:t>
+      </w:r>
+      <w:proofErr w:type="gramStart"/>
+      <w:r>
+        <w:t>O(</w:t>
+      </w:r>
+      <w:proofErr w:type="gramEnd"/>
+      <w:r>
+        <w:t>E log N).</w:t>
       </w:r>
     </w:p>
     <w:p>
@@ -1266,7 +1811,7 @@
     <w:p>
       <w:r>
         <w:pict w14:anchorId="7B51B7C7">
-          <v:rect id="_x0000_i1044" style="width:0;height:1.5pt" o:hralign="center" o:hrstd="t" o:hr="t" fillcolor="#a0a0a0" stroked="f"/>
+          <v:rect id="_x0000_i1026" style="width:0;height:1.5pt" o:hralign="center" o:hrstd="t" o:hr="t" fillcolor="#a0a0a0" stroked="f"/>
         </w:pict>
       </w:r>
     </w:p>
@@ -1347,7 +1892,15 @@
         </w:numPr>
       </w:pPr>
       <w:r>
-        <w:t>En modo super-píldora, todos usan BFS invertido.</w:t>
+        <w:t xml:space="preserve">En modo </w:t>
+      </w:r>
+      <w:proofErr w:type="spellStart"/>
+      <w:r>
+        <w:t>super-píldora</w:t>
+      </w:r>
+      <w:proofErr w:type="spellEnd"/>
+      <w:r>
+        <w:t>, todos usan BFS invertido.</w:t>
       </w:r>
     </w:p>
     <w:p>
@@ -1389,14 +1942,30 @@
         </w:numPr>
       </w:pPr>
       <w:r>
-        <w:t>Coste adicional de reconstruir MST: O(E log N) cada cierto intervalo, viable si no es cada frame.</w:t>
+        <w:t xml:space="preserve">Coste adicional de reconstruir MST: </w:t>
+      </w:r>
+      <w:proofErr w:type="gramStart"/>
+      <w:r>
+        <w:t>O(</w:t>
+      </w:r>
+      <w:proofErr w:type="gramEnd"/>
+      <w:r>
+        <w:t xml:space="preserve">E log N) cada cierto intervalo, viable si no es cada </w:t>
+      </w:r>
+      <w:proofErr w:type="spellStart"/>
+      <w:r>
+        <w:t>frame</w:t>
+      </w:r>
+      <w:proofErr w:type="spellEnd"/>
+      <w:r>
+        <w:t>.</w:t>
       </w:r>
     </w:p>
     <w:p>
       <w:r>
         <w:lastRenderedPageBreak/>
         <w:pict w14:anchorId="09045837">
-          <v:rect id="_x0000_i1045" style="width:0;height:1.5pt" o:hralign="center" o:hrstd="t" o:hr="t" fillcolor="#a0a0a0" stroked="f"/>
+          <v:rect id="_x0000_i1027" style="width:0;height:1.5pt" o:hralign="center" o:hrstd="t" o:hr="t" fillcolor="#a0a0a0" stroked="f"/>
         </w:pict>
       </w:r>
     </w:p>
@@ -1435,7 +2004,15 @@
         <w:t>, [4]</w:t>
       </w:r>
       <w:r>
-        <w:t xml:space="preserve"> el mas optimo</w:t>
+        <w:t xml:space="preserve"> el </w:t>
+      </w:r>
+      <w:proofErr w:type="spellStart"/>
+      <w:r>
+        <w:t>mas</w:t>
+      </w:r>
+      <w:proofErr w:type="spellEnd"/>
+      <w:r>
+        <w:t xml:space="preserve"> optimo</w:t>
       </w:r>
       <w:r>
         <w:t>.</w:t>
@@ -1443,37 +2020,18 @@
     </w:p>
     <w:tbl>
       <w:tblPr>
+        <w:tblStyle w:val="Tablaconcuadrcula"/>
         <w:tblW w:w="0" w:type="auto"/>
-        <w:tblCellSpacing w:w="15" w:type="dxa"/>
-        <w:tblBorders>
-          <w:top w:val="single" w:sz="4" w:space="0" w:color="auto"/>
-          <w:left w:val="single" w:sz="4" w:space="0" w:color="auto"/>
-          <w:bottom w:val="single" w:sz="4" w:space="0" w:color="auto"/>
-          <w:right w:val="single" w:sz="4" w:space="0" w:color="auto"/>
-          <w:insideH w:val="single" w:sz="4" w:space="0" w:color="auto"/>
-          <w:insideV w:val="single" w:sz="4" w:space="0" w:color="auto"/>
-        </w:tblBorders>
-        <w:tblCellMar>
-          <w:top w:w="15" w:type="dxa"/>
-          <w:left w:w="15" w:type="dxa"/>
-          <w:bottom w:w="15" w:type="dxa"/>
-          <w:right w:w="15" w:type="dxa"/>
-        </w:tblCellMar>
         <w:tblLook w:val="04A0" w:firstRow="1" w:lastRow="0" w:firstColumn="1" w:lastColumn="0" w:noHBand="0" w:noVBand="1"/>
       </w:tblPr>
       <w:tblGrid>
-        <w:gridCol w:w="2919"/>
-        <w:gridCol w:w="5909"/>
+        <w:gridCol w:w="2999"/>
+        <w:gridCol w:w="5829"/>
       </w:tblGrid>
       <w:tr>
-        <w:trPr>
-          <w:tblHeader/>
-          <w:tblCellSpacing w:w="15" w:type="dxa"/>
-        </w:trPr>
         <w:tc>
           <w:tcPr>
             <w:tcW w:w="0" w:type="auto"/>
-            <w:vAlign w:val="center"/>
             <w:hideMark/>
           </w:tcPr>
           <w:p>
@@ -1495,7 +2053,6 @@
         <w:tc>
           <w:tcPr>
             <w:tcW w:w="0" w:type="auto"/>
-            <w:vAlign w:val="center"/>
             <w:hideMark/>
           </w:tcPr>
           <w:p>
@@ -1516,13 +2073,9 @@
         </w:tc>
       </w:tr>
       <w:tr>
-        <w:trPr>
-          <w:tblCellSpacing w:w="15" w:type="dxa"/>
-        </w:trPr>
         <w:tc>
           <w:tcPr>
             <w:tcW w:w="0" w:type="auto"/>
-            <w:vAlign w:val="center"/>
             <w:hideMark/>
           </w:tcPr>
           <w:p>
@@ -1538,7 +2091,6 @@
         <w:tc>
           <w:tcPr>
             <w:tcW w:w="0" w:type="auto"/>
-            <w:vAlign w:val="center"/>
             <w:hideMark/>
           </w:tcPr>
           <w:p>
@@ -1549,13 +2101,9 @@
         </w:tc>
       </w:tr>
       <w:tr>
-        <w:trPr>
-          <w:tblCellSpacing w:w="15" w:type="dxa"/>
-        </w:trPr>
         <w:tc>
           <w:tcPr>
             <w:tcW w:w="0" w:type="auto"/>
-            <w:vAlign w:val="center"/>
             <w:hideMark/>
           </w:tcPr>
           <w:p>
@@ -1571,7 +2119,6 @@
         <w:tc>
           <w:tcPr>
             <w:tcW w:w="0" w:type="auto"/>
-            <w:vAlign w:val="center"/>
             <w:hideMark/>
           </w:tcPr>
           <w:p>
@@ -1582,13 +2129,9 @@
         </w:tc>
       </w:tr>
       <w:tr>
-        <w:trPr>
-          <w:tblCellSpacing w:w="15" w:type="dxa"/>
-        </w:trPr>
         <w:tc>
           <w:tcPr>
             <w:tcW w:w="0" w:type="auto"/>
-            <w:vAlign w:val="center"/>
             <w:hideMark/>
           </w:tcPr>
           <w:p>
@@ -1604,7 +2147,6 @@
         <w:tc>
           <w:tcPr>
             <w:tcW w:w="0" w:type="auto"/>
-            <w:vAlign w:val="center"/>
             <w:hideMark/>
           </w:tcPr>
           <w:p>
@@ -1615,13 +2157,9 @@
         </w:tc>
       </w:tr>
       <w:tr>
-        <w:trPr>
-          <w:tblCellSpacing w:w="15" w:type="dxa"/>
-        </w:trPr>
         <w:tc>
           <w:tcPr>
             <w:tcW w:w="0" w:type="auto"/>
-            <w:vAlign w:val="center"/>
             <w:hideMark/>
           </w:tcPr>
           <w:p>
@@ -1637,7 +2175,6 @@
         <w:tc>
           <w:tcPr>
             <w:tcW w:w="0" w:type="auto"/>
-            <w:vAlign w:val="center"/>
             <w:hideMark/>
           </w:tcPr>
           <w:p>
@@ -2227,8 +2764,13 @@
               <w:t xml:space="preserve"> por consumible obtenido</w:t>
             </w:r>
             <w:r>
-              <w:t xml:space="preserve"> por pacman</w:t>
-            </w:r>
+              <w:t xml:space="preserve"> por </w:t>
+            </w:r>
+            <w:proofErr w:type="spellStart"/>
+            <w:r>
+              <w:t>pacman</w:t>
+            </w:r>
+            <w:proofErr w:type="spellEnd"/>
           </w:p>
           <w:p>
             <w:pPr>
@@ -2249,17 +2791,27 @@
               <w:t>RF3-</w:t>
             </w:r>
             <w:r>
-              <w:t xml:space="preserve"> </w:t>
-            </w:r>
-            <w:r>
-              <w:t>los puntos, trofeos y super</w:t>
+              <w:t xml:space="preserve"> los puntos, trofeos y </w:t>
+            </w:r>
+            <w:proofErr w:type="spellStart"/>
+            <w:r>
+              <w:t>super</w:t>
             </w:r>
             <w:r>
               <w:t>-</w:t>
             </w:r>
             <w:r>
-              <w:t>pildoras son solo consumibles por pacman</w:t>
-            </w:r>
+              <w:t>pildoras</w:t>
+            </w:r>
+            <w:proofErr w:type="spellEnd"/>
+            <w:r>
+              <w:t xml:space="preserve"> son solo consumibles por </w:t>
+            </w:r>
+            <w:proofErr w:type="spellStart"/>
+            <w:r>
+              <w:t>pacman</w:t>
+            </w:r>
+            <w:proofErr w:type="spellEnd"/>
           </w:p>
           <w:p>
             <w:pPr>
@@ -2271,8 +2823,13 @@
             <w:r>
               <w:t xml:space="preserve"> Actualizar contador de vidas cuando </w:t>
             </w:r>
-            <w:r>
-              <w:t xml:space="preserve">PacMan </w:t>
+            <w:proofErr w:type="spellStart"/>
+            <w:r>
+              <w:t>PacMan</w:t>
+            </w:r>
+            <w:proofErr w:type="spellEnd"/>
+            <w:r>
+              <w:t xml:space="preserve"> </w:t>
             </w:r>
             <w:r>
               <w:t>es</w:t>
@@ -2289,10 +2846,7 @@
               <w:jc w:val="center"/>
             </w:pPr>
             <w:r>
-              <w:t>RF</w:t>
-            </w:r>
-            <w:r>
-              <w:t>5-PacMan</w:t>
+              <w:t>RF5-PacMan</w:t>
             </w:r>
             <w:r>
               <w:t xml:space="preserve"> y los fantasmas</w:t>
@@ -2306,10 +2860,7 @@
               <w:jc w:val="center"/>
             </w:pPr>
             <w:r>
-              <w:t>RF</w:t>
-            </w:r>
-            <w:r>
-              <w:t>6-Los fantasmas tienen comportamientos diferentes</w:t>
+              <w:t>RF6-Los fantasmas tienen comportamientos diferentes</w:t>
             </w:r>
           </w:p>
           <w:p>
@@ -2323,7 +2874,15 @@
               <w:t>7</w:t>
             </w:r>
             <w:r>
-              <w:t xml:space="preserve">-PacMan al consumir una super-pildora </w:t>
+              <w:t xml:space="preserve">-PacMan al consumir una </w:t>
+            </w:r>
+            <w:proofErr w:type="spellStart"/>
+            <w:r>
+              <w:t>super-pildora</w:t>
+            </w:r>
+            <w:proofErr w:type="spellEnd"/>
+            <w:r>
+              <w:t xml:space="preserve"> </w:t>
             </w:r>
             <w:r>
               <w:t>corre más rápido</w:t>
@@ -2342,9 +2901,19 @@
             <w:r>
               <w:t xml:space="preserve">- </w:t>
             </w:r>
-            <w:r>
-              <w:t>PacMan al consumir una super-pildora</w:t>
-            </w:r>
+            <w:proofErr w:type="spellStart"/>
+            <w:r>
+              <w:t>PacMan</w:t>
+            </w:r>
+            <w:proofErr w:type="spellEnd"/>
+            <w:r>
+              <w:t xml:space="preserve"> al consumir una </w:t>
+            </w:r>
+            <w:proofErr w:type="spellStart"/>
+            <w:r>
+              <w:t>super-pildora</w:t>
+            </w:r>
+            <w:proofErr w:type="spellEnd"/>
             <w:r>
               <w:t xml:space="preserve"> los fantasmas se mueven </w:t>
             </w:r>
@@ -2368,8 +2937,21 @@
             <w:r>
               <w:t xml:space="preserve">- </w:t>
             </w:r>
-            <w:r>
-              <w:t>PacMan al consumir una super-pildora los fantasmas cambian de color</w:t>
+            <w:proofErr w:type="spellStart"/>
+            <w:r>
+              <w:t>PacMan</w:t>
+            </w:r>
+            <w:proofErr w:type="spellEnd"/>
+            <w:r>
+              <w:t xml:space="preserve"> al consumir una </w:t>
+            </w:r>
+            <w:proofErr w:type="spellStart"/>
+            <w:r>
+              <w:t>super-pildora</w:t>
+            </w:r>
+            <w:proofErr w:type="spellEnd"/>
+            <w:r>
+              <w:t xml:space="preserve"> los fantasmas cambian de color</w:t>
             </w:r>
             <w:r>
               <w:t xml:space="preserve"> a azul.</w:t>
@@ -2389,10 +2971,18 @@
               <w:t>0</w:t>
             </w:r>
             <w:r>
-              <w:t>-PacMan al consumir una super-</w:t>
-            </w:r>
-            <w:r>
-              <w:t>pildora puede comerse los fantasmas de color azul</w:t>
+              <w:t xml:space="preserve">-PacMan al consumir una </w:t>
+            </w:r>
+            <w:proofErr w:type="spellStart"/>
+            <w:r>
+              <w:t>super-</w:t>
+            </w:r>
+            <w:r>
+              <w:t>pildora</w:t>
+            </w:r>
+            <w:proofErr w:type="spellEnd"/>
+            <w:r>
+              <w:t xml:space="preserve"> puede comerse los fantasmas de color azul</w:t>
             </w:r>
           </w:p>
           <w:p>
@@ -2406,19 +2996,23 @@
               <w:t>1</w:t>
             </w:r>
             <w:r>
-              <w:t>- P</w:t>
-            </w:r>
-            <w:r>
-              <w:t>ac</w:t>
-            </w:r>
-            <w:r>
-              <w:t>M</w:t>
-            </w:r>
-            <w:r>
-              <w:t>an puede pasar de nivel una vez que</w:t>
-            </w:r>
-            <w:r>
-              <w:t xml:space="preserve"> consuma todas las esferas y super-pildoras del mapa</w:t>
+              <w:t xml:space="preserve">- </w:t>
+            </w:r>
+            <w:proofErr w:type="spellStart"/>
+            <w:r>
+              <w:t>PacMan</w:t>
+            </w:r>
+            <w:proofErr w:type="spellEnd"/>
+            <w:r>
+              <w:t xml:space="preserve"> puede pasar de nivel una vez que consuma todas las esferas y </w:t>
+            </w:r>
+            <w:proofErr w:type="spellStart"/>
+            <w:r>
+              <w:t>super-pildoras</w:t>
+            </w:r>
+            <w:proofErr w:type="spellEnd"/>
+            <w:r>
+              <w:t xml:space="preserve"> del mapa</w:t>
             </w:r>
           </w:p>
           <w:p>
@@ -2470,7 +3064,15 @@
               <w:t>4</w:t>
             </w:r>
             <w:r>
-              <w:t xml:space="preserve">-El juego termina si pacman pierde </w:t>
+              <w:t xml:space="preserve">-El juego termina si </w:t>
+            </w:r>
+            <w:proofErr w:type="spellStart"/>
+            <w:r>
+              <w:t>pacman</w:t>
+            </w:r>
+            <w:proofErr w:type="spellEnd"/>
+            <w:r>
+              <w:t xml:space="preserve"> pierde </w:t>
             </w:r>
             <w:r>
               <w:t>todas sus vidas.</w:t>
@@ -2507,15 +3109,28 @@
               <w:t>6</w:t>
             </w:r>
             <w:r>
-              <w:t>-Los fantasmas al morir vuelven al respawn</w:t>
-            </w:r>
+              <w:t xml:space="preserve">-Los fantasmas al morir vuelven al </w:t>
+            </w:r>
+            <w:proofErr w:type="spellStart"/>
+            <w:r>
+              <w:t>respawn</w:t>
+            </w:r>
+            <w:proofErr w:type="spellEnd"/>
           </w:p>
           <w:p>
             <w:pPr>
               <w:jc w:val="center"/>
             </w:pPr>
             <w:r>
-              <w:t>RF17-El jugador puede pausar el juego</w:t>
+              <w:t xml:space="preserve">RF17-El jugador puede </w:t>
+            </w:r>
+            <w:proofErr w:type="spellStart"/>
+            <w:r>
+              <w:t>pausar</w:t>
+            </w:r>
+            <w:proofErr w:type="spellEnd"/>
+            <w:r>
+              <w:t xml:space="preserve"> el juego</w:t>
             </w:r>
             <w:r>
               <w:t>.</w:t>
@@ -2557,13 +3172,21 @@
               <w:rPr>
                 <w:highlight w:val="yellow"/>
               </w:rPr>
-              <w:t xml:space="preserve">RF20- </w:t>
-            </w:r>
+              <w:t xml:space="preserve">RF20- Los mostros y </w:t>
+            </w:r>
+            <w:proofErr w:type="spellStart"/>
             <w:r>
               <w:rPr>
                 <w:highlight w:val="yellow"/>
               </w:rPr>
-              <w:t>Los mostros y pacman no pueden traspasar las paredes del laberinto.</w:t>
+              <w:t>pacman</w:t>
+            </w:r>
+            <w:proofErr w:type="spellEnd"/>
+            <w:r>
+              <w:rPr>
+                <w:highlight w:val="yellow"/>
+              </w:rPr>
+              <w:t xml:space="preserve"> no pueden traspasar las paredes del laberinto.</w:t>
             </w:r>
           </w:p>
           <w:p>
@@ -2574,10 +3197,23 @@
               <w:t>RF21-</w:t>
             </w:r>
             <w:r>
+              <w:t xml:space="preserve"> Mostrar pantalla de inicio, pausa, </w:t>
+            </w:r>
+            <w:proofErr w:type="spellStart"/>
+            <w:r>
+              <w:t>game</w:t>
+            </w:r>
+            <w:proofErr w:type="spellEnd"/>
+            <w:r>
               <w:t xml:space="preserve"> </w:t>
             </w:r>
-            <w:r>
-              <w:t>Mostrar pantalla de inicio, pausa, game over y sus botones correspondientes.</w:t>
+            <w:proofErr w:type="spellStart"/>
+            <w:r>
+              <w:t>over</w:t>
+            </w:r>
+            <w:proofErr w:type="spellEnd"/>
+            <w:r>
+              <w:t xml:space="preserve"> y sus botones correspondientes.</w:t>
             </w:r>
           </w:p>
           <w:p>
@@ -2599,11 +3235,13 @@
               <w:t>RF23-</w:t>
             </w:r>
             <w:r>
-              <w:t xml:space="preserve"> </w:t>
-            </w:r>
-            <w:r>
-              <w:t>Reproducir sonidos al comer puntos, morir, pasar de nivel y al consumir super-píldoras</w:t>
-            </w:r>
+              <w:t xml:space="preserve"> Reproducir sonidos al comer puntos, morir, pasar de nivel y al consumir </w:t>
+            </w:r>
+            <w:proofErr w:type="spellStart"/>
+            <w:r>
+              <w:t>super-píldoras</w:t>
+            </w:r>
+            <w:proofErr w:type="spellEnd"/>
             <w:r>
               <w:t>.</w:t>
             </w:r>
@@ -2666,7 +3304,15 @@
               <w:t>Se de</w:t>
             </w:r>
             <w:r>
-              <w:t xml:space="preserve">be poder recrear el videojuego PacMan con todas sus funcionalidades </w:t>
+              <w:t xml:space="preserve">be poder recrear el videojuego </w:t>
+            </w:r>
+            <w:proofErr w:type="spellStart"/>
+            <w:r>
+              <w:t>PacMan</w:t>
+            </w:r>
+            <w:proofErr w:type="spellEnd"/>
+            <w:r>
+              <w:t xml:space="preserve"> con todas sus funcionalidades </w:t>
             </w:r>
             <w:r>
               <w:t>para que sea jugable por cualquier persona que ejecute el código fuente.</w:t>
@@ -2726,7 +3372,15 @@
               <w:jc w:val="center"/>
             </w:pPr>
             <w:r>
-              <w:t>RNF1-PacMan solo tiene tre vidas.</w:t>
+              <w:t xml:space="preserve">RNF1-PacMan solo tiene </w:t>
+            </w:r>
+            <w:proofErr w:type="spellStart"/>
+            <w:r>
+              <w:t>tre</w:t>
+            </w:r>
+            <w:proofErr w:type="spellEnd"/>
+            <w:r>
+              <w:t xml:space="preserve"> vidas.</w:t>
             </w:r>
           </w:p>
           <w:p>
@@ -2744,11 +3398,21 @@
             <w:r>
               <w:t xml:space="preserve">RNF3- </w:t>
             </w:r>
-            <w:r>
-              <w:t>PacMan cuando consume las esferas, trofeos, fantasmas y super-pildoras del mapa gana puntos</w:t>
-            </w:r>
-            <w:r>
-              <w:t>.</w:t>
+            <w:proofErr w:type="spellStart"/>
+            <w:r>
+              <w:t>PacMan</w:t>
+            </w:r>
+            <w:proofErr w:type="spellEnd"/>
+            <w:r>
+              <w:t xml:space="preserve"> cuando consume las esferas, trofeos, fantasmas y </w:t>
+            </w:r>
+            <w:proofErr w:type="spellStart"/>
+            <w:r>
+              <w:t>super-pildoras</w:t>
+            </w:r>
+            <w:proofErr w:type="spellEnd"/>
+            <w:r>
+              <w:t xml:space="preserve"> del mapa gana puntos.</w:t>
             </w:r>
           </w:p>
           <w:p>
@@ -2762,7 +3426,15 @@
               <w:t>4</w:t>
             </w:r>
             <w:r>
-              <w:t>-El efecto de la super-pildora solo dura unos segundos.</w:t>
+              <w:t xml:space="preserve">-El efecto de la </w:t>
+            </w:r>
+            <w:proofErr w:type="spellStart"/>
+            <w:r>
+              <w:t>super-pildora</w:t>
+            </w:r>
+            <w:proofErr w:type="spellEnd"/>
+            <w:r>
+              <w:t xml:space="preserve"> solo dura unos segundos.</w:t>
             </w:r>
           </w:p>
           <w:p>
@@ -2776,13 +3448,7 @@
               <w:t>5</w:t>
             </w:r>
             <w:r>
-              <w:t xml:space="preserve">- </w:t>
-            </w:r>
-            <w:r>
-              <w:t>Los trofeos por cada nivel que aumente dan más puntos</w:t>
-            </w:r>
-            <w:r>
-              <w:t>.</w:t>
+              <w:t>- Los trofeos por cada nivel que aumente dan más puntos.</w:t>
             </w:r>
           </w:p>
           <w:p>
@@ -2799,10 +3465,7 @@
               <w:t>-</w:t>
             </w:r>
             <w:r>
-              <w:t xml:space="preserve"> </w:t>
-            </w:r>
-            <w:r>
-              <w:t>El juego debe responder a las entradas del usuario en menos de 100 ms.</w:t>
+              <w:t xml:space="preserve"> El juego debe responder a las entradas del usuario en menos de 100 ms.</w:t>
             </w:r>
           </w:p>
           <w:p>
@@ -2820,10 +3483,7 @@
               <w:t>-</w:t>
             </w:r>
             <w:r>
-              <w:t xml:space="preserve"> </w:t>
-            </w:r>
-            <w:r>
-              <w:t>La IA de los fantasmas debe calcular su ruta en tiempo real sin demoras visibles.</w:t>
+              <w:t xml:space="preserve"> La IA de los fantasmas debe calcular su ruta en tiempo real sin demoras visibles.</w:t>
             </w:r>
           </w:p>
           <w:p>
@@ -2840,10 +3500,7 @@
               <w:t>-</w:t>
             </w:r>
             <w:r>
-              <w:t xml:space="preserve"> </w:t>
-            </w:r>
-            <w:r>
-              <w:t>La música y efectos deben sincronizarse con los eventos del juego.</w:t>
+              <w:t xml:space="preserve"> La música y efectos deben sincronizarse con los eventos del juego.</w:t>
             </w:r>
           </w:p>
           <w:p>
@@ -2854,10 +3511,7 @@
               <w:t>RNF11-</w:t>
             </w:r>
             <w:r>
-              <w:t xml:space="preserve"> </w:t>
-            </w:r>
-            <w:r>
-              <w:t>El juego debe permitir reiniciar la partida sin cerrar la aplicación.</w:t>
+              <w:t xml:space="preserve"> El juego debe permitir reiniciar la partida sin cerrar la aplicación.</w:t>
             </w:r>
           </w:p>
           <w:p>
@@ -4891,6 +5545,7 @@
   <w:style w:type="character" w:default="1" w:styleId="Fuentedeprrafopredeter">
     <w:name w:val="Default Paragraph Font"/>
     <w:uiPriority w:val="1"/>
+    <w:semiHidden/>
     <w:unhideWhenUsed/>
   </w:style>
   <w:style w:type="table" w:default="1" w:styleId="Tablanormal">
